--- a/Circuit_House_Business_Report.docx
+++ b/Circuit_House_Business_Report.docx
@@ -11,28 +11,16 @@
       </w:pPr>
       <w:r>
         <w:rPr/>
-        <w:t>Circuit House</w:t>
-      </w:r>
-    </w:p>
-    <w:p>
-      <w:pPr>
-        <w:pStyle w:val="CoverTitle"/>
-        <w:bidi w:val="0"/>
-        <w:spacing w:lineRule="auto" w:line="360" w:before="80" w:after="120"/>
-        <w:rPr/>
-      </w:pPr>
-      <w:r>
-        <w:rPr/>
         <w:drawing>
           <wp:anchor distT="0" distB="0" distL="0" distR="0" simplePos="0" relativeHeight="2" behindDoc="0" locked="0" layoutInCell="0" allowOverlap="1">
             <wp:simplePos x="0" y="0"/>
             <wp:positionH relativeFrom="column">
-              <wp:posOffset>69850</wp:posOffset>
+              <wp:align>center</wp:align>
             </wp:positionH>
             <wp:positionV relativeFrom="paragraph">
-              <wp:posOffset>333375</wp:posOffset>
+              <wp:posOffset>635</wp:posOffset>
             </wp:positionV>
-            <wp:extent cx="5868035" cy="6287770"/>
+            <wp:extent cx="5982335" cy="3411220"/>
             <wp:effectExtent l="0" t="0" r="0" b="0"/>
             <wp:wrapSquare wrapText="largest"/>
             <wp:docPr id="1" name="Image1"/>
@@ -57,7 +45,7 @@
                   <pic:spPr bwMode="auto">
                     <a:xfrm>
                       <a:off x="0" y="0"/>
-                      <a:ext cx="5868035" cy="6287770"/>
+                      <a:ext cx="5982335" cy="3411220"/>
                     </a:xfrm>
                     <a:prstGeom prst="rect">
                       <a:avLst/>
@@ -70,27 +58,9 @@
           </wp:anchor>
         </w:drawing>
       </w:r>
-    </w:p>
-    <w:p>
-      <w:pPr>
-        <w:pStyle w:val="CoverTitle"/>
-        <w:bidi w:val="0"/>
-        <w:spacing w:lineRule="auto" w:line="360" w:before="80" w:after="120"/>
-        <w:rPr/>
-      </w:pPr>
-      <w:r>
-        <w:rPr/>
-      </w:r>
-    </w:p>
-    <w:p>
-      <w:pPr>
-        <w:pStyle w:val="CoverTitle"/>
-        <w:bidi w:val="0"/>
-        <w:spacing w:lineRule="auto" w:line="360" w:before="80" w:after="120"/>
-        <w:rPr/>
-      </w:pPr>
-      <w:r>
-        <w:rPr/>
+      <w:r>
+        <w:rPr/>
+        <w:t>Circuit House</w:t>
       </w:r>
     </w:p>
     <w:p>
@@ -279,7 +249,7 @@
           <w:sz w:val="30"/>
           <w:szCs w:val="30"/>
         </w:rPr>
-        <w:t>AMOO MICHAEL KWAKU – PD/ICT/24/073</w:t>
+        <w:t>AMO MICHAEL KWAKU – PD/ICT/24/073</w:t>
       </w:r>
     </w:p>
     <w:p>
@@ -727,24 +697,60 @@
         <w:rPr>
           <w:b/>
         </w:rPr>
-        <w:t xml:space="preserve"> Stanbic Bank</w:t>
-      </w:r>
-      <w:r>
-        <w:rPr/>
-        <w:t xml:space="preserve"> for the business account. Stanbic was selected because it is a well-known and respected bank with a strong reputation. Many customers feel safer when they are asked to pay into an account from a recognized bank. This can help build confidence, especially because Circuit House will operate mainly online.</w:t>
-      </w:r>
-    </w:p>
-    <w:p>
-      <w:pPr>
-        <w:pStyle w:val="BodyText"/>
-        <w:bidi w:val="0"/>
-        <w:spacing w:lineRule="auto" w:line="360" w:before="80" w:after="120"/>
-        <w:jc w:val="both"/>
-        <w:rPr/>
-      </w:pPr>
-      <w:r>
-        <w:rPr/>
-        <w:t>Another reason for choosing Stanbic is its reliable digital banking services. Since Circuit House will receive online payments, it is important to use a bank that supports quick transfers, mobile banking, and easy confirmation of transactions. This will help the business respond to customers faster after payment has been made. Using Stanbic also gives the business a more professional image and supports better financial management.</w:t>
+        <w:t xml:space="preserve"> </w:t>
+      </w:r>
+      <w:r>
+        <w:rPr>
+          <w:b/>
+        </w:rPr>
+        <w:t>Eco</w:t>
+      </w:r>
+      <w:r>
+        <w:rPr>
+          <w:b/>
+        </w:rPr>
+        <w:t>Bank</w:t>
+      </w:r>
+      <w:r>
+        <w:rPr/>
+        <w:t xml:space="preserve"> for the business account. </w:t>
+      </w:r>
+      <w:r>
+        <w:rPr/>
+        <w:t>EcoBank</w:t>
+      </w:r>
+      <w:r>
+        <w:rPr/>
+        <w:t xml:space="preserve"> was selected because it is a well-known and respected bank with a strong reputation. Many customers feel safer when they are asked to pay into an account from a recognized bank. This can help build confidence, especially because Circuit House will operate mainly online.</w:t>
+      </w:r>
+    </w:p>
+    <w:p>
+      <w:pPr>
+        <w:pStyle w:val="BodyText"/>
+        <w:bidi w:val="0"/>
+        <w:spacing w:lineRule="auto" w:line="360" w:before="80" w:after="120"/>
+        <w:jc w:val="both"/>
+        <w:rPr/>
+      </w:pPr>
+      <w:r>
+        <w:rPr/>
+        <w:t xml:space="preserve">Another reason for choosing </w:t>
+      </w:r>
+      <w:r>
+        <w:rPr/>
+        <w:t>EcoBank</w:t>
+      </w:r>
+      <w:r>
+        <w:rPr/>
+        <w:t xml:space="preserve"> is its reliable digital banking services. Since Circuit House will receive online payments, it is important to use a bank that supports quick transfers, mobile banking, and easy confirmation of transactions. This will help the business respond to customers faster after payment has been made. Using </w:t>
+      </w:r>
+      <w:r>
+        <w:rPr/>
+        <w:t>EcoBank</w:t>
+      </w:r>
+      <w:r>
+        <w:rPr/>
+        <w:t xml:space="preserve"> also gives the business a more professional image and supports better financial management.</w:t>
       </w:r>
     </w:p>
     <w:p>
@@ -784,6 +790,18 @@
       <w:r>
         <w:rPr/>
         <w:t>Having a separate business SIM card is important because it separates personal communication from business communication. It also makes the business easier to manage. Customers will be able to save one official number and use it whenever they need assistance. This helps the business appear organized and reliable.</w:t>
+      </w:r>
+    </w:p>
+    <w:p>
+      <w:pPr>
+        <w:pStyle w:val="BodyText"/>
+        <w:bidi w:val="0"/>
+        <w:spacing w:lineRule="auto" w:line="360" w:before="80" w:after="120"/>
+        <w:jc w:val="both"/>
+        <w:rPr/>
+      </w:pPr>
+      <w:r>
+        <w:rPr/>
       </w:r>
     </w:p>
     <w:p>

--- a/Circuit_House_Business_Report.docx
+++ b/Circuit_House_Business_Report.docx
@@ -15,12 +15,12 @@
           <wp:anchor distT="0" distB="0" distL="0" distR="0" simplePos="0" relativeHeight="2" behindDoc="0" locked="0" layoutInCell="0" allowOverlap="1">
             <wp:simplePos x="0" y="0"/>
             <wp:positionH relativeFrom="column">
-              <wp:align>center</wp:align>
+              <wp:posOffset>-663575</wp:posOffset>
             </wp:positionH>
             <wp:positionV relativeFrom="paragraph">
-              <wp:posOffset>635</wp:posOffset>
+              <wp:posOffset>-314325</wp:posOffset>
             </wp:positionV>
-            <wp:extent cx="5982335" cy="3411220"/>
+            <wp:extent cx="2080895" cy="1115695"/>
             <wp:effectExtent l="0" t="0" r="0" b="0"/>
             <wp:wrapSquare wrapText="largest"/>
             <wp:docPr id="1" name="Image1"/>
@@ -45,7 +45,7 @@
                   <pic:spPr bwMode="auto">
                     <a:xfrm>
                       <a:off x="0" y="0"/>
-                      <a:ext cx="5982335" cy="3411220"/>
+                      <a:ext cx="2080895" cy="1115695"/>
                     </a:xfrm>
                     <a:prstGeom prst="rect">
                       <a:avLst/>
